--- a/docs/TASK_PROGRESS.docx
+++ b/docs/TASK_PROGRESS.docx
@@ -16,7 +16,7 @@
           <w:i/>
           <w:color w:val="666666"/>
         </w:rPr>
-        <w:t>生成时间:2026-08-23(配了个平 v1.0.0 上线后,诗了个句开发中)</w:t>
+        <w:t>生成时间:2026-08-23;更新:2026-08-27(git pull 并入 v2.8.0 安全加固后同步)</w:t>
       </w:r>
     </w:p>
     <w:p>
@@ -160,6 +160,14 @@
         <w:pStyle w:val="ListBullet"/>
       </w:pPr>
       <w:r>
+        <w:t>[x] TS 构建修复(2026-08-27):移除未用 `DIFF_OF`、测试断言类型化、清理未用导入 —— `npm run build` 通过</w:t>
+      </w:r>
+    </w:p>
+    <w:p>
+      <w:pPr>
+        <w:pStyle w:val="ListBullet"/>
+      </w:pPr>
+      <w:r>
         <w:t xml:space="preserve">[x] 全量测试 </w:t>
       </w:r>
       <w:r>
@@ -169,7 +177,16 @@
         <w:t>116 项通过</w:t>
       </w:r>
       <w:r>
-        <w:t>(105 + slgj 11)</w:t>
+        <w:t xml:space="preserve">(105 + slgj 11);selftest </w:t>
+      </w:r>
+      <w:r>
+        <w:rPr>
+          <w:b/>
+        </w:rPr>
+        <w:t>133 项</w:t>
+      </w:r>
+      <w:r>
+        <w:t>(v2.8.0 并入后)全过</w:t>
       </w:r>
     </w:p>
     <w:p>
@@ -178,6 +195,44 @@
       </w:pPr>
       <w:r>
         <w:t>未完成(接续清单, 按顺序执行)</w:t>
+      </w:r>
+    </w:p>
+    <w:p>
+      <w:r>
+        <w:rPr>
+          <w:i/>
+          <w:color w:val="666666"/>
+        </w:rPr>
+      </w:r>
+      <w:r>
+        <w:rPr>
+          <w:b/>
+          <w:i/>
+          <w:color w:val="666666"/>
+        </w:rPr>
+        <w:t>重要(v2.8.0 并入后)</w:t>
+      </w:r>
+      <w:r>
+        <w:rPr>
+          <w:i/>
+          <w:color w:val="666666"/>
+        </w:rPr>
+        <w:t>:2026-08-27 合并了「安全加固 v2.8.0」(PR #2, 在下雨 提交)——排行榜提交新增</w:t>
+      </w:r>
+      <w:r>
+        <w:rPr>
+          <w:b/>
+          <w:i/>
+          <w:color w:val="666666"/>
+        </w:rPr>
+        <w:t>一次性会话令牌</w:t>
+      </w:r>
+      <w:r>
+        <w:rPr>
+          <w:i/>
+          <w:color w:val="666666"/>
+        </w:rPr>
+        <w:t>机制,新游戏必须照此实现,详见下方「四、v2.8.0 安全加固(已并入, 新游戏必须遵循)」。</w:t>
       </w:r>
     </w:p>
     <w:p>
@@ -212,17 +267,49 @@
     </w:p>
     <w:p>
       <w:r>
-        <w:t xml:space="preserve">   - 提交 POST `/slgj/api/rank` {mode,name,score,time,tools,version,platform};skipRank 逻辑同其它游戏</w:t>
+        <w:t xml:space="preserve">   - 提交 POST `/slgj/api/rank` {mode,name,score,time,tools,version,platform,</w:t>
+      </w:r>
+      <w:r>
+        <w:rPr>
+          <w:b/>
+        </w:rPr>
+        <w:t>token</w:t>
+      </w:r>
+      <w:r>
+        <w:t>};skipRank 逻辑同其它游戏;</w:t>
+      </w:r>
+      <w:r>
+        <w:rPr>
+          <w:b/>
+        </w:rPr>
+        <w:t>token 走 v2.8.0 规范</w:t>
+      </w:r>
+      <w:r>
+        <w:t>:开局 `refreshRankToken("slgj", mode)` 申领存 ref,提交时携带、缺失补领(参照 HuaPage v2.3.12 写法);结算窗保留「重试提交」</w:t>
       </w:r>
     </w:p>
     <w:p>
       <w:r>
-        <w:t>4. `functions/slgj/api/rank.js` —— 复制 plgp 模板改键:KV `slgj:`、rl `slgj:rl:`、score clamp ≤8、排序 score↓→time↑→tools↑</w:t>
+        <w:t>4. `functions/slgj/api/session.js` —— 复制 hlgx/api/session.js 模板改 game="slgj"</w:t>
       </w:r>
     </w:p>
     <w:p>
       <w:r>
-        <w:t>5. 前端接入:`public/_routes.json` 加 `/slgj/api/*`、`/slgj`;`App.tsx` 加 `/slgj` 路由;</w:t>
+        <w:t>5. `functions/slgj/api/rank.js` —— 复制 plgp 模板改键:KV `slgj:`、rl `slgj:rl:`、score clamp ≤8、排序 score↓→time↑→tools↑;</w:t>
+      </w:r>
+      <w:r>
+        <w:rPr>
+          <w:b/>
+        </w:rPr>
+        <w:t>并加 v2.8.0 令牌校验</w:t>
+      </w:r>
+      <w:r>
+        <w:t>(peekGameSession 存在/IP 一致/难度匹配/serverSecs+10 ≥ secs,通过后 burnGameSession 再落库,参照 hlgx rank.js)</w:t>
+      </w:r>
+    </w:p>
+    <w:p>
+      <w:r>
+        <w:t>6. 前端接入:`public/_routes.json` 加 `/slgj/api/*`、`/slgj`(api 通配同时覆盖 rank 与 session);`App.tsx` 加 `/slgj` 路由;</w:t>
       </w:r>
       <w:r>
         <w:rPr>
@@ -236,34 +323,36 @@
     </w:p>
     <w:p>
       <w:r>
-        <w:t>6. 后台:`functions/admin/api/rank.js` GAMES 加 slgj(复用 score/time/tools 排序);admin RanksPage、DashboardPage 加 slgj</w:t>
+        <w:t>7. 后台:`functions/admin/api/rank.js` GAMES 加 slgj(复用 score/time/tools 排序);admin RanksPage、DashboardPage 加 slgj</w:t>
       </w:r>
     </w:p>
     <w:p>
       <w:r>
-        <w:t>7. `scripts/api_selftest.mjs` —— 12.58 段:slgj 提交/排序/时限 400/clamp/后台可见</w:t>
+        <w:t>8. `scripts/api_selftest.mjs` —— 12.58 段:slgj 会话申领→提交→排序→一次性销毁(复用 token 再提交应 400)/时限 400/clamp/后台可见;注意 selftest 的内存 KV mock 已支持 expirationTtl(忽略)与 delete</w:t>
       </w:r>
     </w:p>
     <w:p>
       <w:r>
-        <w:t xml:space="preserve">8. 版本:`src/version.ts` PLATFORM_VERSION </w:t>
+        <w:t xml:space="preserve">9. 版本:`src/version.ts` PLATFORM_VERSION </w:t>
       </w:r>
       <w:r>
         <w:rPr>
           <w:b/>
         </w:rPr>
-        <w:t>v2.7.1 → v2.8.0</w:t>
+        <w:t>v2.8.0 → v2.9.0</w:t>
       </w:r>
-      <w:r/>
-    </w:p>
-    <w:p>
       <w:r>
-        <w:t>9. 全量测试 + `npm run test:api` + build + 部署 + 线上验证(bundle 版本号/新卡片文案「诗了个句」/`/slgj` 200/`/slgj/api/rank` 空榜/后台 slgj 键)</w:t>
+        <w:t>(v2.8.0 已被安全加固占用)</w:t>
       </w:r>
     </w:p>
     <w:p>
       <w:r>
-        <w:t>10. 文档:`docs/slgj_summary_report.md`(新建,正序)+ `platform_log.md` 两行(slgj v1.0.0、平台 v2.8.0)+ 当前状态更新 + CONVENTIONS(六线→</w:t>
+        <w:t>10. 全量测试 + `npm run test:api` + build + 部署 + 线上验证(bundle 版本号/新卡片文案「诗了个句」/`/slgj` 200/`/slgj/api/session` 发 token/`/slgj/api/rank` 空榜/后台 slgj 键)</w:t>
+      </w:r>
+    </w:p>
+    <w:p>
+      <w:r>
+        <w:t>11. 文档:`docs/slgj_summary_report.md`(新建,正序)+ `platform_log.md` 两行(slgj v1.0.0、平台 v2.9.0)+ 当前状态更新 + CONVENTIONS(六线→</w:t>
       </w:r>
       <w:r>
         <w:rPr>
@@ -272,12 +361,12 @@
         <w:t>七线</w:t>
       </w:r>
       <w:r>
-        <w:t>版本表/缩写加 slgj/KV 加 slgj:*/路由白名单加 /slgj/排序加 slgj)+ HANDOFF_PROMPT(概览表加行/目录加 game6+functions/slgj+docs 两份/新章节「配了个平→诗了个句」并重编号后续章节/KV 行/路由行/待办更新)+ roadmap #10 标记已上线 + docx 全部重生成</w:t>
+        <w:t>版本表/缩写加 slgj/KV 加 slgj:*/路由白名单加 /slgj/排序加 slgj)+ HANDOFF_PROMPT(概览表加行/目录加 game6+functions/slgj+docs 两份/新章节「诗了个句」并重编号后续章节/KV 行/路由行/待办更新)+ roadmap #10 标记已上线 + docx 全部重生成</w:t>
       </w:r>
     </w:p>
     <w:p>
       <w:r>
-        <w:t>11. 弹窗确认(代理+实际检查)后 git 提交推送</w:t>
+        <w:t>12. 弹窗确认(代理+实际检查)后 git 提交推送</w:t>
       </w:r>
     </w:p>
     <w:p>
@@ -395,6 +484,38 @@
           <w:p>
             <w:r>
               <w:t>版本</w:t>
+            </w:r>
+          </w:p>
+        </w:tc>
+      </w:tr>
+      <w:tr>
+        <w:tc>
+          <w:tcPr>
+            <w:tcW w:type="dxa" w:w="2880"/>
+          </w:tcPr>
+          <w:p>
+            <w:r>
+              <w:t>33475ef(拉取)</w:t>
+            </w:r>
+          </w:p>
+        </w:tc>
+        <w:tc>
+          <w:tcPr>
+            <w:tcW w:type="dxa" w:w="2880"/>
+          </w:tcPr>
+          <w:p>
+            <w:r>
+              <w:t>v2.8.0 安全加固(PR #2, 在下雨): 5 游戏会话令牌防刷 / 反馈 XSS+IP 脱敏 / 管理端 CSRF+会话脱敏 / 成绩物理上限; selftest 133 项</w:t>
+            </w:r>
+          </w:p>
+        </w:tc>
+        <w:tc>
+          <w:tcPr>
+            <w:tcW w:type="dxa" w:w="2880"/>
+          </w:tcPr>
+          <w:p>
+            <w:r>
+              <w:t>平台 v2.8.0; hlgx v2.3.12 / ylgy v1.5.1 / clgz v1.0.7 / flgl v1.1.1 / plgp v1.0.1</w:t>
             </w:r>
           </w:p>
         </w:tc>
@@ -536,6 +657,83 @@
           <w:color w:val="666666"/>
         </w:rPr>
         <w:t>接续提示:当前工作区含 `src/game6/`(未接入路由,不影响线上);下一次会话从「未完成清单」第 1 步继续即可。</w:t>
+      </w:r>
+    </w:p>
+    <w:p>
+      <w:pPr>
+        <w:pStyle w:val="Heading2"/>
+      </w:pPr>
+      <w:r>
+        <w:t>四、v2.8.0 安全加固(2026-08-27 并入, 新游戏必须遵循)</w:t>
+      </w:r>
+    </w:p>
+    <w:p>
+      <w:pPr>
+        <w:pStyle w:val="ListBullet"/>
+      </w:pPr>
+      <w:r/>
+      <w:r>
+        <w:rPr>
+          <w:b/>
+        </w:rPr>
+        <w:t>一次性会话令牌(防刷榜核心)</w:t>
+      </w:r>
+      <w:r>
+        <w:t>:`functions/_lib/gamesess.js` 提供 `issueGameSession`(签发,限频 10 次/分/IP,TTL 3h)/ `peekGameSession`(校验:存在+IP 一致)/ `burnGameSession`(一次性销毁);每游戏新增 `functions/&lt;game&gt;/api/session.js`(POST {mode} → {token});前端 `src/lib/rankToken.ts` 的 `fetchRankToken(game, mode)` 开局申领</w:t>
+      </w:r>
+    </w:p>
+    <w:p>
+      <w:pPr>
+        <w:pStyle w:val="ListBullet"/>
+      </w:pPr>
+      <w:r/>
+      <w:r>
+        <w:rPr>
+          <w:b/>
+        </w:rPr>
+        <w:t>提交校验链</w:t>
+      </w:r>
+      <w:r>
+        <w:t xml:space="preserve">:token 格式 48 hex → 存在且属于该游戏 → 难度匹配 → IP 一致 → </w:t>
+      </w:r>
+      <w:r>
+        <w:rPr>
+          <w:b/>
+        </w:rPr>
+        <w:t>服务端实际经过时长 +10s ≥ 上报用时</w:t>
+      </w:r>
+      <w:r>
+        <w:t xml:space="preserve"> → 全部通过才 `burnGameSession` 并落库;任何失败返回 400 中文提示,结算窗可「重试提交」</w:t>
+      </w:r>
+    </w:p>
+    <w:p>
+      <w:pPr>
+        <w:pStyle w:val="ListBullet"/>
+      </w:pPr>
+      <w:r/>
+      <w:r>
+        <w:rPr>
+          <w:b/>
+        </w:rPr>
+        <w:t>其它加固</w:t>
+      </w:r>
+      <w:r>
+        <w:t>:反馈内容/昵称过滤 `&lt; &gt;`(防存储型 XSS);反馈存储 IP 改 SHA-256 截断哈希;管理端 POST/DELETE 校验 Sec-Fetch-Site/Origin(CSRF);管理会话列表脱敏;成绩字段物理上限(score/tools/clears 按游戏 clamp)</w:t>
+      </w:r>
+    </w:p>
+    <w:p>
+      <w:pPr>
+        <w:pStyle w:val="ListBullet"/>
+      </w:pPr>
+      <w:r/>
+      <w:r>
+        <w:rPr>
+          <w:b/>
+        </w:rPr>
+        <w:t>对诗了个句的要求</w:t>
+      </w:r>
+      <w:r>
+        <w:t>:slgj 的 session.js + rank.js 令牌校验 + 页面 token 携带必须齐套(见未完成清单第 3/4/5 步);selftest mock 的 KV 已支持 delete 与忽略 expirationTtl</w:t>
       </w:r>
     </w:p>
     <w:sectPr>
